--- a/Knowledge/3-Work knowledge/1-Software Engineering/2-Testing/5-My Source/1-ISTQB Foundation Level/5-Test Management/5-Test Techniques/3-Types of Experience-Based Techniques/2-Error Guessing.docx
+++ b/Knowledge/3-Work knowledge/1-Software Engineering/2-Testing/5-My Source/1-ISTQB Foundation Level/5-Test Management/5-Test Techniques/3-Types of Experience-Based Techniques/2-Error Guessing.docx
@@ -33,51 +33,77 @@
       </w:pPr>
       <w:r>
         <w:rPr>
-          <w:b/>
-          <w:shd w:val="clear" w:color="auto" w:fill="B7B7B7"/>
-        </w:rPr>
-        <w:t># Source</w:t>
-      </w:r>
-      <w:r>
-        <w:rPr>
-          <w:shd w:val="clear" w:color="auto" w:fill="B7B7B7"/>
-        </w:rPr>
-        <w:t xml:space="preserve">: </w:t>
-      </w:r>
-      <w:r>
-        <w:rPr>
-          <w:b/>
-          <w:shd w:val="clear" w:color="auto" w:fill="B7B7B7"/>
-        </w:rPr>
-        <w:t xml:space="preserve">Chatgpt </w:t>
-      </w:r>
-      <w:r>
-        <w:rPr>
-          <w:b/>
-          <w:sz w:val="14"/>
-          <w:szCs w:val="14"/>
-          <w:shd w:val="clear" w:color="auto" w:fill="B7B7B7"/>
-        </w:rPr>
-        <w:t>(GPT</w:t>
-      </w:r>
-      <w:r>
-        <w:rPr>
-          <w:rFonts w:ascii="Cambria Math" w:hAnsi="Cambria Math" w:cs="Cambria Math"/>
-          <w:b/>
-          <w:sz w:val="14"/>
-          <w:szCs w:val="14"/>
-          <w:shd w:val="clear" w:color="auto" w:fill="B7B7B7"/>
+          <w:rFonts w:ascii="Arial" w:eastAsia="Arial" w:hAnsi="Arial" w:cs="Arial"/>
+          <w:b/>
+          <w:color w:val="000000"/>
+          <w:sz w:val="18"/>
+          <w:highlight w:val="lightGray"/>
+        </w:rPr>
+        <w:t># Source: AI Source: Provided by: [Data Path</w:t>
+      </w:r>
+      <w:r>
+        <w:rPr>
+          <w:rFonts w:ascii="Arial" w:eastAsia="Arial" w:hAnsi="Arial" w:cs="Arial"/>
+          <w:color w:val="000000"/>
+          <w:sz w:val="18"/>
+          <w:highlight w:val="lightGray"/>
+        </w:rPr>
+        <w:t xml:space="preserve">: Persons Table -&gt; ID Column: 1, Name_En Column: Motasem Essam] -&gt; </w:t>
+      </w:r>
+      <w:r>
+        <w:rPr>
+          <w:rFonts w:ascii="Arial" w:eastAsia="Arial" w:hAnsi="Arial" w:cs="Arial"/>
+          <w:b/>
+          <w:color w:val="000000"/>
+          <w:sz w:val="18"/>
+          <w:highlight w:val="lightGray"/>
+        </w:rPr>
+        <w:t>From:</w:t>
+      </w:r>
+      <w:r>
+        <w:rPr>
+          <w:rFonts w:ascii="Arial" w:eastAsia="Arial" w:hAnsi="Arial" w:cs="Arial"/>
+          <w:color w:val="000000"/>
+          <w:sz w:val="18"/>
+          <w:highlight w:val="lightGray"/>
+        </w:rPr>
+        <w:t xml:space="preserve"> [Chatgpt (GPT</w:t>
+      </w:r>
+      <w:r>
+        <w:rPr>
+          <w:rFonts w:ascii="Arial" w:eastAsia="Arial" w:hAnsi="Arial" w:cs="Cambria Math"/>
+          <w:color w:val="000000"/>
+          <w:sz w:val="18"/>
+          <w:highlight w:val="lightGray"/>
         </w:rPr>
         <w:t>‑</w:t>
       </w:r>
       <w:r>
         <w:rPr>
-          <w:b/>
-          <w:sz w:val="14"/>
-          <w:szCs w:val="14"/>
-          <w:shd w:val="clear" w:color="auto" w:fill="B7B7B7"/>
-        </w:rPr>
-        <w:t>5 Mini) at [8/16/2025]</w:t>
+          <w:rFonts w:ascii="Arial" w:eastAsia="Arial" w:hAnsi="Arial" w:cs="Arial"/>
+          <w:color w:val="000000"/>
+          <w:sz w:val="18"/>
+          <w:highlight w:val="lightGray"/>
+        </w:rPr>
+        <w:t xml:space="preserve">5 Mini)] </w:t>
+      </w:r>
+      <w:r>
+        <w:rPr>
+          <w:rFonts w:ascii="Arial" w:eastAsia="Arial" w:hAnsi="Arial" w:cs="Arial"/>
+          <w:b/>
+          <w:color w:val="000000"/>
+          <w:sz w:val="18"/>
+          <w:highlight w:val="lightGray"/>
+        </w:rPr>
+        <w:t>on</w:t>
+      </w:r>
+      <w:r>
+        <w:rPr>
+          <w:rFonts w:ascii="Arial" w:eastAsia="Arial" w:hAnsi="Arial"/>
+          <w:sz w:val="18"/>
+          <w:highlight w:val="lightGray"/>
+        </w:rPr>
+        <w:t xml:space="preserve"> [8/16/2025]</w:t>
       </w:r>
     </w:p>
     <w:p>
@@ -156,7 +182,7 @@
     </w:p>
     <w:p>
       <w:r>
-        <w:pict w14:anchorId="70E57B52">
+        <w:pict w14:anchorId="2B172E2B">
           <v:rect id="_x0000_i1025" style="width:0;height:1.5pt" o:hralign="center" o:hrstd="t" o:hr="t" fillcolor="#a0a0a0" stroked="f"/>
         </w:pict>
       </w:r>
@@ -180,51 +206,77 @@
       </w:pPr>
       <w:r>
         <w:rPr>
-          <w:b/>
-          <w:shd w:val="clear" w:color="auto" w:fill="B7B7B7"/>
-        </w:rPr>
-        <w:t># Source</w:t>
-      </w:r>
-      <w:r>
-        <w:rPr>
-          <w:shd w:val="clear" w:color="auto" w:fill="B7B7B7"/>
-        </w:rPr>
-        <w:t xml:space="preserve">: </w:t>
-      </w:r>
-      <w:r>
-        <w:rPr>
-          <w:b/>
-          <w:shd w:val="clear" w:color="auto" w:fill="B7B7B7"/>
-        </w:rPr>
-        <w:t xml:space="preserve">Chatgpt </w:t>
-      </w:r>
-      <w:r>
-        <w:rPr>
-          <w:b/>
-          <w:sz w:val="14"/>
-          <w:szCs w:val="14"/>
-          <w:shd w:val="clear" w:color="auto" w:fill="B7B7B7"/>
-        </w:rPr>
-        <w:t>(GPT</w:t>
-      </w:r>
-      <w:r>
-        <w:rPr>
-          <w:rFonts w:ascii="Cambria Math" w:hAnsi="Cambria Math" w:cs="Cambria Math"/>
-          <w:b/>
-          <w:sz w:val="14"/>
-          <w:szCs w:val="14"/>
-          <w:shd w:val="clear" w:color="auto" w:fill="B7B7B7"/>
+          <w:rFonts w:ascii="Arial" w:eastAsia="Arial" w:hAnsi="Arial" w:cs="Arial"/>
+          <w:b/>
+          <w:color w:val="000000"/>
+          <w:sz w:val="18"/>
+          <w:highlight w:val="lightGray"/>
+        </w:rPr>
+        <w:t># Source: AI Source: Provided by: [Data Path</w:t>
+      </w:r>
+      <w:r>
+        <w:rPr>
+          <w:rFonts w:ascii="Arial" w:eastAsia="Arial" w:hAnsi="Arial" w:cs="Arial"/>
+          <w:color w:val="000000"/>
+          <w:sz w:val="18"/>
+          <w:highlight w:val="lightGray"/>
+        </w:rPr>
+        <w:t xml:space="preserve">: Persons Table -&gt; ID Column: 1, Name_En Column: Motasem Essam] -&gt; </w:t>
+      </w:r>
+      <w:r>
+        <w:rPr>
+          <w:rFonts w:ascii="Arial" w:eastAsia="Arial" w:hAnsi="Arial" w:cs="Arial"/>
+          <w:b/>
+          <w:color w:val="000000"/>
+          <w:sz w:val="18"/>
+          <w:highlight w:val="lightGray"/>
+        </w:rPr>
+        <w:t>From:</w:t>
+      </w:r>
+      <w:r>
+        <w:rPr>
+          <w:rFonts w:ascii="Arial" w:eastAsia="Arial" w:hAnsi="Arial" w:cs="Arial"/>
+          <w:color w:val="000000"/>
+          <w:sz w:val="18"/>
+          <w:highlight w:val="lightGray"/>
+        </w:rPr>
+        <w:t xml:space="preserve"> [Chatgpt (GPT</w:t>
+      </w:r>
+      <w:r>
+        <w:rPr>
+          <w:rFonts w:ascii="Arial" w:eastAsia="Arial" w:hAnsi="Arial" w:cs="Cambria Math"/>
+          <w:color w:val="000000"/>
+          <w:sz w:val="18"/>
+          <w:highlight w:val="lightGray"/>
         </w:rPr>
         <w:t>‑</w:t>
       </w:r>
       <w:r>
         <w:rPr>
-          <w:b/>
-          <w:sz w:val="14"/>
-          <w:szCs w:val="14"/>
-          <w:shd w:val="clear" w:color="auto" w:fill="B7B7B7"/>
-        </w:rPr>
-        <w:t>5 Mini) at [8/16/2025]</w:t>
+          <w:rFonts w:ascii="Arial" w:eastAsia="Arial" w:hAnsi="Arial" w:cs="Arial"/>
+          <w:color w:val="000000"/>
+          <w:sz w:val="18"/>
+          <w:highlight w:val="lightGray"/>
+        </w:rPr>
+        <w:t xml:space="preserve">5 Mini)] </w:t>
+      </w:r>
+      <w:r>
+        <w:rPr>
+          <w:rFonts w:ascii="Arial" w:eastAsia="Arial" w:hAnsi="Arial" w:cs="Arial"/>
+          <w:b/>
+          <w:color w:val="000000"/>
+          <w:sz w:val="18"/>
+          <w:highlight w:val="lightGray"/>
+        </w:rPr>
+        <w:t>on</w:t>
+      </w:r>
+      <w:r>
+        <w:rPr>
+          <w:rFonts w:ascii="Arial" w:eastAsia="Arial" w:hAnsi="Arial"/>
+          <w:sz w:val="18"/>
+          <w:highlight w:val="lightGray"/>
+        </w:rPr>
+        <w:t xml:space="preserve"> [8/16/2025]</w:t>
       </w:r>
     </w:p>
     <w:p>
@@ -233,7 +285,7 @@
           <w:ilvl w:val="0"/>
           <w:numId w:val="4"/>
         </w:numPr>
-        <w:spacing w:before="240"/>
+        <w:spacing w:before="240" w:after="0" w:line="276" w:lineRule="auto"/>
       </w:pPr>
       <w:r>
         <w:rPr>
@@ -267,6 +319,7 @@
           <w:ilvl w:val="0"/>
           <w:numId w:val="4"/>
         </w:numPr>
+        <w:spacing w:after="0" w:line="276" w:lineRule="auto"/>
         <w:rPr>
           <w:rFonts w:ascii="Roboto Mono" w:eastAsia="Roboto Mono" w:hAnsi="Roboto Mono" w:cs="Roboto Mono"/>
         </w:rPr>
@@ -290,7 +343,7 @@
           <w:ilvl w:val="0"/>
           <w:numId w:val="4"/>
         </w:numPr>
-        <w:spacing w:after="240"/>
+        <w:spacing w:after="240" w:line="276" w:lineRule="auto"/>
         <w:rPr>
           <w:rFonts w:ascii="Roboto Mono" w:eastAsia="Roboto Mono" w:hAnsi="Roboto Mono" w:cs="Roboto Mono"/>
         </w:rPr>
@@ -310,7 +363,7 @@
     </w:p>
     <w:p>
       <w:r>
-        <w:pict w14:anchorId="2EB8F22D">
+        <w:pict w14:anchorId="3352FD31">
           <v:rect id="_x0000_i1026" style="width:0;height:1.5pt" o:hralign="center" o:hrstd="t" o:hr="t" fillcolor="#a0a0a0" stroked="f"/>
         </w:pict>
       </w:r>
@@ -334,51 +387,77 @@
       </w:pPr>
       <w:r>
         <w:rPr>
-          <w:b/>
-          <w:shd w:val="clear" w:color="auto" w:fill="B7B7B7"/>
-        </w:rPr>
-        <w:t># Source</w:t>
-      </w:r>
-      <w:r>
-        <w:rPr>
-          <w:shd w:val="clear" w:color="auto" w:fill="B7B7B7"/>
-        </w:rPr>
-        <w:t xml:space="preserve">: </w:t>
-      </w:r>
-      <w:r>
-        <w:rPr>
-          <w:b/>
-          <w:shd w:val="clear" w:color="auto" w:fill="B7B7B7"/>
-        </w:rPr>
-        <w:t xml:space="preserve">Chatgpt </w:t>
-      </w:r>
-      <w:r>
-        <w:rPr>
-          <w:b/>
-          <w:sz w:val="14"/>
-          <w:szCs w:val="14"/>
-          <w:shd w:val="clear" w:color="auto" w:fill="B7B7B7"/>
-        </w:rPr>
-        <w:t>(GPT</w:t>
-      </w:r>
-      <w:r>
-        <w:rPr>
-          <w:rFonts w:ascii="Cambria Math" w:hAnsi="Cambria Math" w:cs="Cambria Math"/>
-          <w:b/>
-          <w:sz w:val="14"/>
-          <w:szCs w:val="14"/>
-          <w:shd w:val="clear" w:color="auto" w:fill="B7B7B7"/>
+          <w:rFonts w:ascii="Arial" w:eastAsia="Arial" w:hAnsi="Arial" w:cs="Arial"/>
+          <w:b/>
+          <w:color w:val="000000"/>
+          <w:sz w:val="18"/>
+          <w:highlight w:val="lightGray"/>
+        </w:rPr>
+        <w:t># Source: AI Source: Provided by: [Data Path</w:t>
+      </w:r>
+      <w:r>
+        <w:rPr>
+          <w:rFonts w:ascii="Arial" w:eastAsia="Arial" w:hAnsi="Arial" w:cs="Arial"/>
+          <w:color w:val="000000"/>
+          <w:sz w:val="18"/>
+          <w:highlight w:val="lightGray"/>
+        </w:rPr>
+        <w:t xml:space="preserve">: Persons Table -&gt; ID Column: 1, Name_En Column: Motasem Essam] -&gt; </w:t>
+      </w:r>
+      <w:r>
+        <w:rPr>
+          <w:rFonts w:ascii="Arial" w:eastAsia="Arial" w:hAnsi="Arial" w:cs="Arial"/>
+          <w:b/>
+          <w:color w:val="000000"/>
+          <w:sz w:val="18"/>
+          <w:highlight w:val="lightGray"/>
+        </w:rPr>
+        <w:t>From:</w:t>
+      </w:r>
+      <w:r>
+        <w:rPr>
+          <w:rFonts w:ascii="Arial" w:eastAsia="Arial" w:hAnsi="Arial" w:cs="Arial"/>
+          <w:color w:val="000000"/>
+          <w:sz w:val="18"/>
+          <w:highlight w:val="lightGray"/>
+        </w:rPr>
+        <w:t xml:space="preserve"> [Chatgpt (GPT</w:t>
+      </w:r>
+      <w:r>
+        <w:rPr>
+          <w:rFonts w:ascii="Arial" w:eastAsia="Arial" w:hAnsi="Arial" w:cs="Cambria Math"/>
+          <w:color w:val="000000"/>
+          <w:sz w:val="18"/>
+          <w:highlight w:val="lightGray"/>
         </w:rPr>
         <w:t>‑</w:t>
       </w:r>
       <w:r>
         <w:rPr>
-          <w:b/>
-          <w:sz w:val="14"/>
-          <w:szCs w:val="14"/>
-          <w:shd w:val="clear" w:color="auto" w:fill="B7B7B7"/>
-        </w:rPr>
-        <w:t>5 Mini) at [8/16/2025]</w:t>
+          <w:rFonts w:ascii="Arial" w:eastAsia="Arial" w:hAnsi="Arial" w:cs="Arial"/>
+          <w:color w:val="000000"/>
+          <w:sz w:val="18"/>
+          <w:highlight w:val="lightGray"/>
+        </w:rPr>
+        <w:t xml:space="preserve">5 Mini)] </w:t>
+      </w:r>
+      <w:r>
+        <w:rPr>
+          <w:rFonts w:ascii="Arial" w:eastAsia="Arial" w:hAnsi="Arial" w:cs="Arial"/>
+          <w:b/>
+          <w:color w:val="000000"/>
+          <w:sz w:val="18"/>
+          <w:highlight w:val="lightGray"/>
+        </w:rPr>
+        <w:t>on</w:t>
+      </w:r>
+      <w:r>
+        <w:rPr>
+          <w:rFonts w:ascii="Arial" w:eastAsia="Arial" w:hAnsi="Arial"/>
+          <w:sz w:val="18"/>
+          <w:highlight w:val="lightGray"/>
+        </w:rPr>
+        <w:t xml:space="preserve"> [8/16/2025]</w:t>
       </w:r>
     </w:p>
     <w:p>
@@ -401,7 +480,7 @@
           <w:ilvl w:val="0"/>
           <w:numId w:val="3"/>
         </w:numPr>
-        <w:spacing w:before="240"/>
+        <w:spacing w:before="240" w:after="0" w:line="276" w:lineRule="auto"/>
       </w:pPr>
       <w:r>
         <w:rPr>
@@ -429,6 +508,7 @@
           <w:ilvl w:val="0"/>
           <w:numId w:val="3"/>
         </w:numPr>
+        <w:spacing w:after="0" w:line="276" w:lineRule="auto"/>
       </w:pPr>
       <w:r>
         <w:rPr>
@@ -456,13 +536,13 @@
           <w:ilvl w:val="0"/>
           <w:numId w:val="3"/>
         </w:numPr>
-      </w:pPr>
-      <w:r>
-        <w:rPr>
-          <w:rFonts w:ascii="Roboto Mono" w:eastAsia="Roboto Mono" w:hAnsi="Roboto Mono" w:cs="Roboto Mono"/>
-          <w:b/>
-        </w:rPr>
-        <w:lastRenderedPageBreak/>
+        <w:spacing w:after="0" w:line="276" w:lineRule="auto"/>
+      </w:pPr>
+      <w:r>
+        <w:rPr>
+          <w:rFonts w:ascii="Roboto Mono" w:eastAsia="Roboto Mono" w:hAnsi="Roboto Mono" w:cs="Roboto Mono"/>
+          <w:b/>
+        </w:rPr>
         <w:t>Configuration mistakes</w:t>
       </w:r>
       <w:r>
@@ -484,6 +564,7 @@
           <w:ilvl w:val="0"/>
           <w:numId w:val="3"/>
         </w:numPr>
+        <w:spacing w:after="0" w:line="276" w:lineRule="auto"/>
       </w:pPr>
       <w:r>
         <w:rPr>
@@ -511,6 +592,7 @@
           <w:ilvl w:val="1"/>
           <w:numId w:val="3"/>
         </w:numPr>
+        <w:spacing w:after="0" w:line="276" w:lineRule="auto"/>
         <w:rPr>
           <w:rFonts w:ascii="Roboto Mono" w:eastAsia="Roboto Mono" w:hAnsi="Roboto Mono" w:cs="Roboto Mono"/>
         </w:rPr>
@@ -534,6 +616,7 @@
           <w:ilvl w:val="1"/>
           <w:numId w:val="3"/>
         </w:numPr>
+        <w:spacing w:after="0" w:line="276" w:lineRule="auto"/>
         <w:rPr>
           <w:rFonts w:ascii="Roboto Mono" w:eastAsia="Roboto Mono" w:hAnsi="Roboto Mono" w:cs="Roboto Mono"/>
         </w:rPr>
@@ -557,6 +640,7 @@
           <w:ilvl w:val="1"/>
           <w:numId w:val="3"/>
         </w:numPr>
+        <w:spacing w:after="0" w:line="276" w:lineRule="auto"/>
         <w:rPr>
           <w:rFonts w:ascii="Roboto Mono" w:eastAsia="Roboto Mono" w:hAnsi="Roboto Mono" w:cs="Roboto Mono"/>
         </w:rPr>
@@ -580,6 +664,7 @@
           <w:ilvl w:val="1"/>
           <w:numId w:val="3"/>
         </w:numPr>
+        <w:spacing w:after="0" w:line="276" w:lineRule="auto"/>
         <w:rPr>
           <w:rFonts w:ascii="Roboto Mono" w:eastAsia="Roboto Mono" w:hAnsi="Roboto Mono" w:cs="Roboto Mono"/>
         </w:rPr>
@@ -603,7 +688,7 @@
           <w:ilvl w:val="1"/>
           <w:numId w:val="3"/>
         </w:numPr>
-        <w:spacing w:after="240"/>
+        <w:spacing w:after="240" w:line="276" w:lineRule="auto"/>
       </w:pPr>
       <w:r>
         <w:rPr>
@@ -617,7 +702,7 @@
     </w:p>
     <w:p>
       <w:r>
-        <w:pict w14:anchorId="082F65B8">
+        <w:pict w14:anchorId="11C804EA">
           <v:rect id="_x0000_i1027" style="width:0;height:1.5pt" o:hralign="center" o:hrstd="t" o:hr="t" fillcolor="#a0a0a0" stroked="f"/>
         </w:pict>
       </w:r>
@@ -644,51 +729,77 @@
       </w:pPr>
       <w:r>
         <w:rPr>
-          <w:b/>
-          <w:shd w:val="clear" w:color="auto" w:fill="B7B7B7"/>
-        </w:rPr>
-        <w:t># Source</w:t>
-      </w:r>
-      <w:r>
-        <w:rPr>
-          <w:shd w:val="clear" w:color="auto" w:fill="B7B7B7"/>
-        </w:rPr>
-        <w:t xml:space="preserve">: </w:t>
-      </w:r>
-      <w:r>
-        <w:rPr>
-          <w:b/>
-          <w:shd w:val="clear" w:color="auto" w:fill="B7B7B7"/>
-        </w:rPr>
-        <w:t xml:space="preserve">Chatgpt </w:t>
-      </w:r>
-      <w:r>
-        <w:rPr>
-          <w:b/>
-          <w:sz w:val="14"/>
-          <w:szCs w:val="14"/>
-          <w:shd w:val="clear" w:color="auto" w:fill="B7B7B7"/>
-        </w:rPr>
-        <w:t>(GPT</w:t>
-      </w:r>
-      <w:r>
-        <w:rPr>
-          <w:rFonts w:ascii="Cambria Math" w:hAnsi="Cambria Math" w:cs="Cambria Math"/>
-          <w:b/>
-          <w:sz w:val="14"/>
-          <w:szCs w:val="14"/>
-          <w:shd w:val="clear" w:color="auto" w:fill="B7B7B7"/>
+          <w:rFonts w:ascii="Arial" w:eastAsia="Arial" w:hAnsi="Arial" w:cs="Arial"/>
+          <w:b/>
+          <w:color w:val="000000"/>
+          <w:sz w:val="18"/>
+          <w:highlight w:val="lightGray"/>
+        </w:rPr>
+        <w:t># Source: AI Source: Provided by: [Data Path</w:t>
+      </w:r>
+      <w:r>
+        <w:rPr>
+          <w:rFonts w:ascii="Arial" w:eastAsia="Arial" w:hAnsi="Arial" w:cs="Arial"/>
+          <w:color w:val="000000"/>
+          <w:sz w:val="18"/>
+          <w:highlight w:val="lightGray"/>
+        </w:rPr>
+        <w:t xml:space="preserve">: Persons Table -&gt; ID Column: 1, Name_En Column: Motasem Essam] -&gt; </w:t>
+      </w:r>
+      <w:r>
+        <w:rPr>
+          <w:rFonts w:ascii="Arial" w:eastAsia="Arial" w:hAnsi="Arial" w:cs="Arial"/>
+          <w:b/>
+          <w:color w:val="000000"/>
+          <w:sz w:val="18"/>
+          <w:highlight w:val="lightGray"/>
+        </w:rPr>
+        <w:t>From:</w:t>
+      </w:r>
+      <w:r>
+        <w:rPr>
+          <w:rFonts w:ascii="Arial" w:eastAsia="Arial" w:hAnsi="Arial" w:cs="Arial"/>
+          <w:color w:val="000000"/>
+          <w:sz w:val="18"/>
+          <w:highlight w:val="lightGray"/>
+        </w:rPr>
+        <w:t xml:space="preserve"> [Chatgpt (GPT</w:t>
+      </w:r>
+      <w:r>
+        <w:rPr>
+          <w:rFonts w:ascii="Arial" w:eastAsia="Arial" w:hAnsi="Arial" w:cs="Cambria Math"/>
+          <w:color w:val="000000"/>
+          <w:sz w:val="18"/>
+          <w:highlight w:val="lightGray"/>
         </w:rPr>
         <w:t>‑</w:t>
       </w:r>
       <w:r>
         <w:rPr>
-          <w:b/>
-          <w:sz w:val="14"/>
-          <w:szCs w:val="14"/>
-          <w:shd w:val="clear" w:color="auto" w:fill="B7B7B7"/>
-        </w:rPr>
-        <w:t>5 Mini) at [8/16/2025]</w:t>
+          <w:rFonts w:ascii="Arial" w:eastAsia="Arial" w:hAnsi="Arial" w:cs="Arial"/>
+          <w:color w:val="000000"/>
+          <w:sz w:val="18"/>
+          <w:highlight w:val="lightGray"/>
+        </w:rPr>
+        <w:t xml:space="preserve">5 Mini)] </w:t>
+      </w:r>
+      <w:r>
+        <w:rPr>
+          <w:rFonts w:ascii="Arial" w:eastAsia="Arial" w:hAnsi="Arial" w:cs="Arial"/>
+          <w:b/>
+          <w:color w:val="000000"/>
+          <w:sz w:val="18"/>
+          <w:highlight w:val="lightGray"/>
+        </w:rPr>
+        <w:t>on</w:t>
+      </w:r>
+      <w:r>
+        <w:rPr>
+          <w:rFonts w:ascii="Arial" w:eastAsia="Arial" w:hAnsi="Arial"/>
+          <w:sz w:val="18"/>
+          <w:highlight w:val="lightGray"/>
+        </w:rPr>
+        <w:t xml:space="preserve"> [8/16/2025]</w:t>
       </w:r>
     </w:p>
     <w:p>
@@ -697,7 +808,7 @@
           <w:ilvl w:val="0"/>
           <w:numId w:val="1"/>
         </w:numPr>
-        <w:spacing w:before="240"/>
+        <w:spacing w:before="240" w:after="0" w:line="276" w:lineRule="auto"/>
       </w:pPr>
       <w:r>
         <w:rPr>
@@ -731,6 +842,7 @@
           <w:ilvl w:val="0"/>
           <w:numId w:val="1"/>
         </w:numPr>
+        <w:spacing w:after="0" w:line="276" w:lineRule="auto"/>
       </w:pPr>
       <w:r>
         <w:rPr>
@@ -764,7 +876,7 @@
           <w:ilvl w:val="0"/>
           <w:numId w:val="1"/>
         </w:numPr>
-        <w:spacing w:after="240"/>
+        <w:spacing w:after="240" w:line="276" w:lineRule="auto"/>
       </w:pPr>
       <w:r>
         <w:rPr>
@@ -811,51 +923,77 @@
       </w:pPr>
       <w:r>
         <w:rPr>
-          <w:b/>
-          <w:shd w:val="clear" w:color="auto" w:fill="B7B7B7"/>
-        </w:rPr>
-        <w:t># Source</w:t>
-      </w:r>
-      <w:r>
-        <w:rPr>
-          <w:shd w:val="clear" w:color="auto" w:fill="B7B7B7"/>
-        </w:rPr>
-        <w:t xml:space="preserve">: </w:t>
-      </w:r>
-      <w:r>
-        <w:rPr>
-          <w:b/>
-          <w:shd w:val="clear" w:color="auto" w:fill="B7B7B7"/>
-        </w:rPr>
-        <w:t xml:space="preserve">Chatgpt </w:t>
-      </w:r>
-      <w:r>
-        <w:rPr>
-          <w:b/>
-          <w:sz w:val="14"/>
-          <w:szCs w:val="14"/>
-          <w:shd w:val="clear" w:color="auto" w:fill="B7B7B7"/>
-        </w:rPr>
-        <w:t>(GPT</w:t>
-      </w:r>
-      <w:r>
-        <w:rPr>
-          <w:rFonts w:ascii="Cambria Math" w:hAnsi="Cambria Math" w:cs="Cambria Math"/>
-          <w:b/>
-          <w:sz w:val="14"/>
-          <w:szCs w:val="14"/>
-          <w:shd w:val="clear" w:color="auto" w:fill="B7B7B7"/>
+          <w:rFonts w:ascii="Arial" w:eastAsia="Arial" w:hAnsi="Arial" w:cs="Arial"/>
+          <w:b/>
+          <w:color w:val="000000"/>
+          <w:sz w:val="18"/>
+          <w:highlight w:val="lightGray"/>
+        </w:rPr>
+        <w:t># Source: AI Source: Provided by: [Data Path</w:t>
+      </w:r>
+      <w:r>
+        <w:rPr>
+          <w:rFonts w:ascii="Arial" w:eastAsia="Arial" w:hAnsi="Arial" w:cs="Arial"/>
+          <w:color w:val="000000"/>
+          <w:sz w:val="18"/>
+          <w:highlight w:val="lightGray"/>
+        </w:rPr>
+        <w:t xml:space="preserve">: Persons Table -&gt; ID Column: 1, Name_En Column: Motasem Essam] -&gt; </w:t>
+      </w:r>
+      <w:r>
+        <w:rPr>
+          <w:rFonts w:ascii="Arial" w:eastAsia="Arial" w:hAnsi="Arial" w:cs="Arial"/>
+          <w:b/>
+          <w:color w:val="000000"/>
+          <w:sz w:val="18"/>
+          <w:highlight w:val="lightGray"/>
+        </w:rPr>
+        <w:t>From:</w:t>
+      </w:r>
+      <w:r>
+        <w:rPr>
+          <w:rFonts w:ascii="Arial" w:eastAsia="Arial" w:hAnsi="Arial" w:cs="Arial"/>
+          <w:color w:val="000000"/>
+          <w:sz w:val="18"/>
+          <w:highlight w:val="lightGray"/>
+        </w:rPr>
+        <w:t xml:space="preserve"> [Chatgpt (GPT</w:t>
+      </w:r>
+      <w:r>
+        <w:rPr>
+          <w:rFonts w:ascii="Arial" w:eastAsia="Arial" w:hAnsi="Arial" w:cs="Cambria Math"/>
+          <w:color w:val="000000"/>
+          <w:sz w:val="18"/>
+          <w:highlight w:val="lightGray"/>
         </w:rPr>
         <w:t>‑</w:t>
       </w:r>
       <w:r>
         <w:rPr>
-          <w:b/>
-          <w:sz w:val="14"/>
-          <w:szCs w:val="14"/>
-          <w:shd w:val="clear" w:color="auto" w:fill="B7B7B7"/>
-        </w:rPr>
-        <w:t>5 Mini) at [8/16/2025]</w:t>
+          <w:rFonts w:ascii="Arial" w:eastAsia="Arial" w:hAnsi="Arial" w:cs="Arial"/>
+          <w:color w:val="000000"/>
+          <w:sz w:val="18"/>
+          <w:highlight w:val="lightGray"/>
+        </w:rPr>
+        <w:t xml:space="preserve">5 Mini)] </w:t>
+      </w:r>
+      <w:r>
+        <w:rPr>
+          <w:rFonts w:ascii="Arial" w:eastAsia="Arial" w:hAnsi="Arial" w:cs="Arial"/>
+          <w:b/>
+          <w:color w:val="000000"/>
+          <w:sz w:val="18"/>
+          <w:highlight w:val="lightGray"/>
+        </w:rPr>
+        <w:t>on</w:t>
+      </w:r>
+      <w:r>
+        <w:rPr>
+          <w:rFonts w:ascii="Arial" w:eastAsia="Arial" w:hAnsi="Arial"/>
+          <w:sz w:val="18"/>
+          <w:highlight w:val="lightGray"/>
+        </w:rPr>
+        <w:t xml:space="preserve"> [8/16/2025]</w:t>
       </w:r>
     </w:p>
     <w:p>
@@ -864,7 +1002,7 @@
           <w:ilvl w:val="0"/>
           <w:numId w:val="2"/>
         </w:numPr>
-        <w:spacing w:before="240"/>
+        <w:spacing w:before="240" w:after="0" w:line="276" w:lineRule="auto"/>
       </w:pPr>
       <w:r>
         <w:rPr>
@@ -898,6 +1036,7 @@
           <w:ilvl w:val="0"/>
           <w:numId w:val="2"/>
         </w:numPr>
+        <w:spacing w:after="0" w:line="276" w:lineRule="auto"/>
       </w:pPr>
       <w:r>
         <w:rPr>
@@ -931,7 +1070,7 @@
           <w:ilvl w:val="0"/>
           <w:numId w:val="2"/>
         </w:numPr>
-        <w:spacing w:after="240"/>
+        <w:spacing w:after="240" w:line="276" w:lineRule="auto"/>
         <w:rPr>
           <w:rFonts w:ascii="Roboto Mono" w:eastAsia="Roboto Mono" w:hAnsi="Roboto Mono" w:cs="Roboto Mono"/>
         </w:rPr>
@@ -951,7 +1090,7 @@
     </w:p>
     <w:p>
       <w:r>
-        <w:pict w14:anchorId="1D5DEE41">
+        <w:pict w14:anchorId="41713CC1">
           <v:rect id="_x0000_i1028" style="width:0;height:1.5pt" o:hralign="center" o:hrstd="t" o:hr="t" fillcolor="#a0a0a0" stroked="f"/>
         </w:pict>
       </w:r>
@@ -968,7 +1107,6 @@
         <w:rPr>
           <w:rFonts w:ascii="Arial Unicode MS" w:eastAsia="Arial Unicode MS" w:hAnsi="Arial Unicode MS" w:cs="Arial Unicode MS"/>
         </w:rPr>
-        <w:lastRenderedPageBreak/>
         <w:t>✅ In short:</w:t>
       </w:r>
       <w:r>
@@ -988,7 +1126,7 @@
     </w:p>
     <w:p>
       <w:r>
-        <w:pict w14:anchorId="378A061C">
+        <w:pict w14:anchorId="30349759">
           <v:rect id="_x0000_i1029" style="width:0;height:1.5pt" o:hralign="center" o:hrstd="t" o:hr="t" fillcolor="#a0a0a0" stroked="f"/>
         </w:pict>
       </w:r>
@@ -997,14 +1135,8 @@
     <w:p>
       <w:pPr>
         <w:pStyle w:val="Heading2"/>
-        <w:rPr>
-          <w:lang w:val="en-US"/>
-        </w:rPr>
-      </w:pPr>
-      <w:r>
-        <w:rPr>
-          <w:lang w:val="en-US"/>
-        </w:rPr>
+      </w:pPr>
+      <w:r>
         <w:t>Fault Attacks (in Error Guessing)</w:t>
       </w:r>
     </w:p>
@@ -1014,64 +1146,88 @@
       </w:pPr>
       <w:r>
         <w:rPr>
-          <w:b/>
-          <w:shd w:val="clear" w:color="auto" w:fill="B7B7B7"/>
-        </w:rPr>
-        <w:t># Source</w:t>
-      </w:r>
-      <w:r>
-        <w:rPr>
-          <w:shd w:val="clear" w:color="auto" w:fill="B7B7B7"/>
-        </w:rPr>
-        <w:t xml:space="preserve">: </w:t>
-      </w:r>
-      <w:r>
-        <w:rPr>
-          <w:b/>
-          <w:shd w:val="clear" w:color="auto" w:fill="B7B7B7"/>
-        </w:rPr>
-        <w:t xml:space="preserve">Chatgpt </w:t>
-      </w:r>
-      <w:r>
-        <w:rPr>
-          <w:b/>
-          <w:sz w:val="14"/>
-          <w:szCs w:val="14"/>
-          <w:shd w:val="clear" w:color="auto" w:fill="B7B7B7"/>
-        </w:rPr>
-        <w:t>(GPT</w:t>
-      </w:r>
-      <w:r>
-        <w:rPr>
-          <w:rFonts w:ascii="Cambria Math" w:hAnsi="Cambria Math" w:cs="Cambria Math"/>
-          <w:b/>
-          <w:sz w:val="14"/>
-          <w:szCs w:val="14"/>
-          <w:shd w:val="clear" w:color="auto" w:fill="B7B7B7"/>
+          <w:rFonts w:ascii="Arial" w:eastAsia="Arial" w:hAnsi="Arial" w:cs="Arial"/>
+          <w:b/>
+          <w:color w:val="000000"/>
+          <w:sz w:val="18"/>
+          <w:highlight w:val="lightGray"/>
+        </w:rPr>
+        <w:t># Source: AI Source: Provided by: [Data Path</w:t>
+      </w:r>
+      <w:r>
+        <w:rPr>
+          <w:rFonts w:ascii="Arial" w:eastAsia="Arial" w:hAnsi="Arial" w:cs="Arial"/>
+          <w:color w:val="000000"/>
+          <w:sz w:val="18"/>
+          <w:highlight w:val="lightGray"/>
+        </w:rPr>
+        <w:t xml:space="preserve">: Persons Table -&gt; ID Column: 1, Name_En Column: Motasem Essam] -&gt; </w:t>
+      </w:r>
+      <w:r>
+        <w:rPr>
+          <w:rFonts w:ascii="Arial" w:eastAsia="Arial" w:hAnsi="Arial" w:cs="Arial"/>
+          <w:b/>
+          <w:color w:val="000000"/>
+          <w:sz w:val="18"/>
+          <w:highlight w:val="lightGray"/>
+        </w:rPr>
+        <w:t>From:</w:t>
+      </w:r>
+      <w:r>
+        <w:rPr>
+          <w:rFonts w:ascii="Arial" w:eastAsia="Arial" w:hAnsi="Arial" w:cs="Arial"/>
+          <w:color w:val="000000"/>
+          <w:sz w:val="18"/>
+          <w:highlight w:val="lightGray"/>
+        </w:rPr>
+        <w:t xml:space="preserve"> [Chatgpt (GPT</w:t>
+      </w:r>
+      <w:r>
+        <w:rPr>
+          <w:rFonts w:ascii="Arial" w:eastAsia="Arial" w:hAnsi="Arial" w:cs="Cambria Math"/>
+          <w:color w:val="000000"/>
+          <w:sz w:val="18"/>
+          <w:highlight w:val="lightGray"/>
         </w:rPr>
         <w:t>‑</w:t>
       </w:r>
       <w:r>
         <w:rPr>
-          <w:b/>
-          <w:sz w:val="14"/>
-          <w:szCs w:val="14"/>
-          <w:shd w:val="clear" w:color="auto" w:fill="B7B7B7"/>
-        </w:rPr>
-        <w:t>5 Mini) at [9/13/2025]</w:t>
-      </w:r>
-    </w:p>
-    <w:p>
-      <w:pPr>
-        <w:rPr>
-          <w:rFonts w:ascii="Roboto Mono" w:hAnsi="Roboto Mono"/>
-          <w:lang w:val="en-US"/>
-        </w:rPr>
-      </w:pPr>
-      <w:r>
-        <w:rPr>
-          <w:rFonts w:ascii="Roboto Mono" w:hAnsi="Roboto Mono"/>
-          <w:lang w:val="en-US"/>
+          <w:rFonts w:ascii="Arial" w:eastAsia="Arial" w:hAnsi="Arial" w:cs="Arial"/>
+          <w:color w:val="000000"/>
+          <w:sz w:val="18"/>
+          <w:highlight w:val="lightGray"/>
+        </w:rPr>
+        <w:t xml:space="preserve">5 Mini)] </w:t>
+      </w:r>
+      <w:r>
+        <w:rPr>
+          <w:rFonts w:ascii="Arial" w:eastAsia="Arial" w:hAnsi="Arial" w:cs="Arial"/>
+          <w:b/>
+          <w:color w:val="000000"/>
+          <w:sz w:val="18"/>
+          <w:highlight w:val="lightGray"/>
+        </w:rPr>
+        <w:t>on</w:t>
+      </w:r>
+      <w:r>
+        <w:rPr>
+          <w:rFonts w:ascii="Arial" w:eastAsia="Arial" w:hAnsi="Arial"/>
+          <w:sz w:val="18"/>
+          <w:highlight w:val="lightGray"/>
+        </w:rPr>
+        <w:t xml:space="preserve"> [9/13/2025]</w:t>
+      </w:r>
+    </w:p>
+    <w:p>
+      <w:pPr>
+        <w:rPr>
+          <w:rFonts w:ascii="Roboto Mono" w:hAnsi="Roboto Mono"/>
+        </w:rPr>
+      </w:pPr>
+      <w:r>
+        <w:rPr>
+          <w:rFonts w:ascii="Roboto Mono" w:hAnsi="Roboto Mono"/>
         </w:rPr>
         <w:t>“Fault attacks” refers to the specific defect-prone areas or patterns that the tester attacks (targets) during error guessing.</w:t>
       </w:r>
@@ -1080,21 +1236,18 @@
       <w:pPr>
         <w:rPr>
           <w:rFonts w:ascii="Roboto Mono" w:hAnsi="Roboto Mono"/>
-          <w:lang w:val="en-US"/>
-        </w:rPr>
-      </w:pPr>
-    </w:p>
-    <w:p>
-      <w:pPr>
-        <w:rPr>
-          <w:rFonts w:ascii="Roboto Mono" w:hAnsi="Roboto Mono"/>
-          <w:lang w:val="en-US"/>
-        </w:rPr>
-      </w:pPr>
-      <w:r>
-        <w:rPr>
-          <w:rFonts w:ascii="Roboto Mono" w:hAnsi="Roboto Mono"/>
-          <w:lang w:val="en-US"/>
+        </w:rPr>
+      </w:pPr>
+    </w:p>
+    <w:p>
+      <w:pPr>
+        <w:rPr>
+          <w:rFonts w:ascii="Roboto Mono" w:hAnsi="Roboto Mono"/>
+        </w:rPr>
+      </w:pPr>
+      <w:r>
+        <w:rPr>
+          <w:rFonts w:ascii="Roboto Mono" w:hAnsi="Roboto Mono"/>
         </w:rPr>
         <w:t>They are basically the common faults/mistakes that testers focus on when guessing errors.</w:t>
       </w:r>
@@ -1103,21 +1256,18 @@
       <w:pPr>
         <w:rPr>
           <w:rFonts w:ascii="Roboto Mono" w:hAnsi="Roboto Mono"/>
-          <w:lang w:val="en-US"/>
-        </w:rPr>
-      </w:pPr>
-    </w:p>
-    <w:p>
-      <w:pPr>
-        <w:rPr>
-          <w:rFonts w:ascii="Roboto Mono" w:hAnsi="Roboto Mono"/>
-          <w:lang w:val="en-US"/>
-        </w:rPr>
-      </w:pPr>
-      <w:r>
-        <w:rPr>
-          <w:rFonts w:ascii="Roboto Mono" w:hAnsi="Roboto Mono"/>
-          <w:lang w:val="en-US"/>
+        </w:rPr>
+      </w:pPr>
+    </w:p>
+    <w:p>
+      <w:pPr>
+        <w:rPr>
+          <w:rFonts w:ascii="Roboto Mono" w:hAnsi="Roboto Mono"/>
+        </w:rPr>
+      </w:pPr>
+      <w:r>
+        <w:rPr>
+          <w:rFonts w:ascii="Roboto Mono" w:hAnsi="Roboto Mono"/>
         </w:rPr>
         <w:t>These could come from:</w:t>
       </w:r>
@@ -1126,21 +1276,18 @@
       <w:pPr>
         <w:rPr>
           <w:rFonts w:ascii="Roboto Mono" w:hAnsi="Roboto Mono"/>
-          <w:lang w:val="en-US"/>
-        </w:rPr>
-      </w:pPr>
-    </w:p>
-    <w:p>
-      <w:pPr>
-        <w:rPr>
-          <w:rFonts w:ascii="Roboto Mono" w:hAnsi="Roboto Mono"/>
-          <w:lang w:val="en-US"/>
-        </w:rPr>
-      </w:pPr>
-      <w:r>
-        <w:rPr>
-          <w:rFonts w:ascii="Roboto Mono" w:hAnsi="Roboto Mono"/>
-          <w:lang w:val="en-US"/>
+        </w:rPr>
+      </w:pPr>
+    </w:p>
+    <w:p>
+      <w:pPr>
+        <w:rPr>
+          <w:rFonts w:ascii="Roboto Mono" w:hAnsi="Roboto Mono"/>
+        </w:rPr>
+      </w:pPr>
+      <w:r>
+        <w:rPr>
+          <w:rFonts w:ascii="Roboto Mono" w:hAnsi="Roboto Mono"/>
         </w:rPr>
         <w:t>Past experience (e.g., “this system often breaks with boundary values”).</w:t>
       </w:r>
@@ -1149,21 +1296,18 @@
       <w:pPr>
         <w:rPr>
           <w:rFonts w:ascii="Roboto Mono" w:hAnsi="Roboto Mono"/>
-          <w:lang w:val="en-US"/>
-        </w:rPr>
-      </w:pPr>
-    </w:p>
-    <w:p>
-      <w:pPr>
-        <w:rPr>
-          <w:rFonts w:ascii="Roboto Mono" w:hAnsi="Roboto Mono"/>
-          <w:lang w:val="en-US"/>
-        </w:rPr>
-      </w:pPr>
-      <w:r>
-        <w:rPr>
-          <w:rFonts w:ascii="Roboto Mono" w:hAnsi="Roboto Mono"/>
-          <w:lang w:val="en-US"/>
+        </w:rPr>
+      </w:pPr>
+    </w:p>
+    <w:p>
+      <w:pPr>
+        <w:rPr>
+          <w:rFonts w:ascii="Roboto Mono" w:hAnsi="Roboto Mono"/>
+        </w:rPr>
+      </w:pPr>
+      <w:r>
+        <w:rPr>
+          <w:rFonts w:ascii="Roboto Mono" w:hAnsi="Roboto Mono"/>
         </w:rPr>
         <w:t>Knowledge of typical programming errors (e.g., off-by-one errors in loops).</w:t>
       </w:r>
@@ -1172,37 +1316,27 @@
       <w:pPr>
         <w:rPr>
           <w:rFonts w:ascii="Roboto Mono" w:hAnsi="Roboto Mono"/>
-          <w:lang w:val="en-US"/>
-        </w:rPr>
-      </w:pPr>
-    </w:p>
-    <w:p>
-      <w:pPr>
-        <w:rPr>
-          <w:rFonts w:ascii="Roboto Mono" w:hAnsi="Roboto Mono"/>
-          <w:lang w:val="en-US"/>
-        </w:rPr>
-      </w:pPr>
-      <w:r>
-        <w:rPr>
-          <w:rFonts w:ascii="Roboto Mono" w:hAnsi="Roboto Mono"/>
-          <w:lang w:val="en-US"/>
+        </w:rPr>
+      </w:pPr>
+    </w:p>
+    <w:p>
+      <w:pPr>
+        <w:rPr>
+          <w:rFonts w:ascii="Roboto Mono" w:hAnsi="Roboto Mono"/>
+        </w:rPr>
+      </w:pPr>
+      <w:r>
+        <w:rPr>
+          <w:rFonts w:ascii="Roboto Mono" w:hAnsi="Roboto Mono"/>
         </w:rPr>
         <w:t>Known weaknesses in similar applications.</w:t>
       </w:r>
     </w:p>
-    <w:p>
-      <w:pPr>
-        <w:rPr>
-          <w:lang w:val="en-US"/>
-        </w:rPr>
-      </w:pPr>
-    </w:p>
-    <w:p>
-      <w:pPr>
-        <w:rPr>
-          <w:rFonts w:ascii="Roboto Mono" w:hAnsi="Roboto Mono"/>
-          <w:lang w:val="en-US"/>
+    <w:p/>
+    <w:p>
+      <w:pPr>
+        <w:rPr>
+          <w:rFonts w:ascii="Roboto Mono" w:hAnsi="Roboto Mono"/>
         </w:rPr>
       </w:pPr>
     </w:p>
@@ -1212,7 +1346,6 @@
           <w:rFonts w:ascii="Roboto Mono" w:hAnsi="Roboto Mono"/>
           <w:b/>
           <w:bCs/>
-          <w:lang w:val="en-US"/>
         </w:rPr>
       </w:pPr>
       <w:r>
@@ -1220,7 +1353,6 @@
           <w:rFonts w:ascii="Segoe UI Emoji" w:hAnsi="Segoe UI Emoji" w:cs="Segoe UI Emoji"/>
           <w:b/>
           <w:bCs/>
-          <w:lang w:val="en-US"/>
         </w:rPr>
         <w:t>💡</w:t>
       </w:r>
@@ -1229,7 +1361,6 @@
           <w:rFonts w:ascii="Roboto Mono" w:hAnsi="Roboto Mono"/>
           <w:b/>
           <w:bCs/>
-          <w:lang w:val="en-US"/>
         </w:rPr>
         <w:t xml:space="preserve"> Example:</w:t>
       </w:r>
@@ -1238,13 +1369,11 @@
       <w:pPr>
         <w:rPr>
           <w:rFonts w:ascii="Roboto Mono" w:hAnsi="Roboto Mono"/>
-          <w:lang w:val="en-US"/>
-        </w:rPr>
-      </w:pPr>
-      <w:r>
-        <w:rPr>
-          <w:rFonts w:ascii="Roboto Mono" w:hAnsi="Roboto Mono"/>
-          <w:lang w:val="en-US"/>
+        </w:rPr>
+      </w:pPr>
+      <w:r>
+        <w:rPr>
+          <w:rFonts w:ascii="Roboto Mono" w:hAnsi="Roboto Mono"/>
         </w:rPr>
         <w:t xml:space="preserve">In a </w:t>
       </w:r>
@@ -1253,14 +1382,12 @@
           <w:rFonts w:ascii="Roboto Mono" w:hAnsi="Roboto Mono"/>
           <w:b/>
           <w:bCs/>
-          <w:lang w:val="en-US"/>
         </w:rPr>
         <w:t>shopping cart system</w:t>
       </w:r>
       <w:r>
         <w:rPr>
           <w:rFonts w:ascii="Roboto Mono" w:hAnsi="Roboto Mono"/>
-          <w:lang w:val="en-US"/>
         </w:rPr>
         <w:t>:</w:t>
       </w:r>
@@ -1271,15 +1398,14 @@
           <w:ilvl w:val="0"/>
           <w:numId w:val="5"/>
         </w:numPr>
-        <w:rPr>
-          <w:rFonts w:ascii="Roboto Mono" w:hAnsi="Roboto Mono"/>
-          <w:lang w:val="en-US"/>
-        </w:rPr>
-      </w:pPr>
-      <w:r>
-        <w:rPr>
-          <w:rFonts w:ascii="Roboto Mono" w:hAnsi="Roboto Mono"/>
-          <w:lang w:val="en-US"/>
+        <w:spacing w:after="0" w:line="276" w:lineRule="auto"/>
+        <w:rPr>
+          <w:rFonts w:ascii="Roboto Mono" w:hAnsi="Roboto Mono"/>
+        </w:rPr>
+      </w:pPr>
+      <w:r>
+        <w:rPr>
+          <w:rFonts w:ascii="Roboto Mono" w:hAnsi="Roboto Mono"/>
         </w:rPr>
         <w:t xml:space="preserve">A tester may “attack” the fault-prone area of </w:t>
       </w:r>
@@ -1288,14 +1414,12 @@
           <w:rFonts w:ascii="Roboto Mono" w:hAnsi="Roboto Mono"/>
           <w:b/>
           <w:bCs/>
-          <w:lang w:val="en-US"/>
         </w:rPr>
         <w:t>quantity fields</w:t>
       </w:r>
       <w:r>
         <w:rPr>
           <w:rFonts w:ascii="Roboto Mono" w:hAnsi="Roboto Mono"/>
-          <w:lang w:val="en-US"/>
         </w:rPr>
         <w:t xml:space="preserve"> by entering:</w:t>
       </w:r>
@@ -1306,15 +1430,14 @@
           <w:ilvl w:val="1"/>
           <w:numId w:val="5"/>
         </w:numPr>
-        <w:rPr>
-          <w:rFonts w:ascii="Roboto Mono" w:hAnsi="Roboto Mono"/>
-          <w:lang w:val="en-US"/>
-        </w:rPr>
-      </w:pPr>
-      <w:r>
-        <w:rPr>
-          <w:rFonts w:ascii="Roboto Mono" w:hAnsi="Roboto Mono"/>
-          <w:lang w:val="en-US"/>
+        <w:spacing w:after="0" w:line="276" w:lineRule="auto"/>
+        <w:rPr>
+          <w:rFonts w:ascii="Roboto Mono" w:hAnsi="Roboto Mono"/>
+        </w:rPr>
+      </w:pPr>
+      <w:r>
+        <w:rPr>
+          <w:rFonts w:ascii="Roboto Mono" w:hAnsi="Roboto Mono"/>
         </w:rPr>
         <w:t>0 (boundary).</w:t>
       </w:r>
@@ -1325,15 +1448,14 @@
           <w:ilvl w:val="1"/>
           <w:numId w:val="5"/>
         </w:numPr>
-        <w:rPr>
-          <w:rFonts w:ascii="Roboto Mono" w:hAnsi="Roboto Mono"/>
-          <w:lang w:val="en-US"/>
-        </w:rPr>
-      </w:pPr>
-      <w:r>
-        <w:rPr>
-          <w:rFonts w:ascii="Roboto Mono" w:hAnsi="Roboto Mono"/>
-          <w:lang w:val="en-US"/>
+        <w:spacing w:after="0" w:line="276" w:lineRule="auto"/>
+        <w:rPr>
+          <w:rFonts w:ascii="Roboto Mono" w:hAnsi="Roboto Mono"/>
+        </w:rPr>
+      </w:pPr>
+      <w:r>
+        <w:rPr>
+          <w:rFonts w:ascii="Roboto Mono" w:hAnsi="Roboto Mono"/>
         </w:rPr>
         <w:t>-1 (invalid negative).</w:t>
       </w:r>
@@ -1344,15 +1466,14 @@
           <w:ilvl w:val="1"/>
           <w:numId w:val="5"/>
         </w:numPr>
-        <w:rPr>
-          <w:rFonts w:ascii="Roboto Mono" w:hAnsi="Roboto Mono"/>
-          <w:lang w:val="en-US"/>
-        </w:rPr>
-      </w:pPr>
-      <w:r>
-        <w:rPr>
-          <w:rFonts w:ascii="Roboto Mono" w:hAnsi="Roboto Mono"/>
-          <w:lang w:val="en-US"/>
+        <w:spacing w:after="0" w:line="276" w:lineRule="auto"/>
+        <w:rPr>
+          <w:rFonts w:ascii="Roboto Mono" w:hAnsi="Roboto Mono"/>
+        </w:rPr>
+      </w:pPr>
+      <w:r>
+        <w:rPr>
+          <w:rFonts w:ascii="Roboto Mono" w:hAnsi="Roboto Mono"/>
         </w:rPr>
         <w:t>999999 (very large number).</w:t>
       </w:r>
@@ -1361,13 +1482,11 @@
       <w:pPr>
         <w:rPr>
           <w:rFonts w:ascii="Roboto Mono" w:hAnsi="Roboto Mono"/>
-          <w:lang w:val="en-US"/>
-        </w:rPr>
-      </w:pPr>
-      <w:r>
-        <w:rPr>
-          <w:rFonts w:ascii="Roboto Mono" w:hAnsi="Roboto Mono"/>
-          <w:lang w:val="en-US"/>
+        </w:rPr>
+      </w:pPr>
+      <w:r>
+        <w:rPr>
+          <w:rFonts w:ascii="Roboto Mono" w:hAnsi="Roboto Mono"/>
         </w:rPr>
         <w:t xml:space="preserve">All of these are </w:t>
       </w:r>
@@ -1376,14 +1495,12 @@
           <w:rFonts w:ascii="Roboto Mono" w:hAnsi="Roboto Mono"/>
           <w:b/>
           <w:bCs/>
-          <w:lang w:val="en-US"/>
         </w:rPr>
         <w:t>fault attacks in error guessing</w:t>
       </w:r>
       <w:r>
         <w:rPr>
           <w:rFonts w:ascii="Roboto Mono" w:hAnsi="Roboto Mono"/>
-          <w:lang w:val="en-US"/>
         </w:rPr>
         <w:t>, because the tester is deliberately trying inputs that could break the system.</w:t>
       </w:r>
@@ -1392,22 +1509,16 @@
       <w:pPr>
         <w:rPr>
           <w:rFonts w:ascii="Roboto Mono" w:hAnsi="Roboto Mono"/>
-          <w:lang w:val="en-US"/>
-        </w:rPr>
-      </w:pPr>
-    </w:p>
-    <w:p>
-      <w:pPr>
-        <w:rPr>
-          <w:lang w:val="en-US"/>
-        </w:rPr>
-      </w:pPr>
-    </w:p>
+        </w:rPr>
+      </w:pPr>
+    </w:p>
+    <w:p/>
+    <w:p/>
     <w:sectPr>
       <w:pgSz w:w="12240" w:h="15840"/>
       <w:pgMar w:top="1440" w:right="1440" w:bottom="1440" w:left="1440" w:header="720" w:footer="720" w:gutter="0"/>
-      <w:pgNumType w:start="1"/>
       <w:cols w:space="720"/>
+      <w:docGrid w:linePitch="360"/>
     </w:sectPr>
   </w:body>
 </w:document>
@@ -2434,18 +2545,6 @@
   <w:style w:type="paragraph" w:default="1" w:styleId="Normal">
     <w:name w:val="Normal"/>
     <w:qFormat/>
-    <w:rsid w:val="00983D91"/>
-    <w:pPr>
-      <w:spacing w:after="0" w:line="276" w:lineRule="auto"/>
-    </w:pPr>
-    <w:rPr>
-      <w:rFonts w:ascii="Arial" w:eastAsia="Arial" w:hAnsi="Arial" w:cs="Arial"/>
-      <w:kern w:val="0"/>
-      <w:sz w:val="22"/>
-      <w:szCs w:val="22"/>
-      <w:lang w:val="en"/>
-      <w14:ligatures w14:val="none"/>
-    </w:rPr>
   </w:style>
   <w:style w:type="paragraph" w:styleId="Heading1">
     <w:name w:val="heading 1"/>
@@ -2454,7 +2553,7 @@
     <w:link w:val="Heading1Char"/>
     <w:uiPriority w:val="9"/>
     <w:qFormat/>
-    <w:rsid w:val="00E979B9"/>
+    <w:rsid w:val="00AE0D3B"/>
     <w:pPr>
       <w:keepNext/>
       <w:keepLines/>
@@ -2476,7 +2575,7 @@
     <w:uiPriority w:val="9"/>
     <w:unhideWhenUsed/>
     <w:qFormat/>
-    <w:rsid w:val="00E979B9"/>
+    <w:rsid w:val="00AE0D3B"/>
     <w:pPr>
       <w:keepNext/>
       <w:keepLines/>
@@ -2499,7 +2598,7 @@
     <w:semiHidden/>
     <w:unhideWhenUsed/>
     <w:qFormat/>
-    <w:rsid w:val="00E979B9"/>
+    <w:rsid w:val="00AE0D3B"/>
     <w:pPr>
       <w:keepNext/>
       <w:keepLines/>
@@ -2522,7 +2621,7 @@
     <w:semiHidden/>
     <w:unhideWhenUsed/>
     <w:qFormat/>
-    <w:rsid w:val="00E979B9"/>
+    <w:rsid w:val="00AE0D3B"/>
     <w:pPr>
       <w:keepNext/>
       <w:keepLines/>
@@ -2545,7 +2644,7 @@
     <w:semiHidden/>
     <w:unhideWhenUsed/>
     <w:qFormat/>
-    <w:rsid w:val="00E979B9"/>
+    <w:rsid w:val="00AE0D3B"/>
     <w:pPr>
       <w:keepNext/>
       <w:keepLines/>
@@ -2566,11 +2665,11 @@
     <w:semiHidden/>
     <w:unhideWhenUsed/>
     <w:qFormat/>
-    <w:rsid w:val="00E979B9"/>
+    <w:rsid w:val="00AE0D3B"/>
     <w:pPr>
       <w:keepNext/>
       <w:keepLines/>
-      <w:spacing w:before="40"/>
+      <w:spacing w:before="40" w:after="0"/>
       <w:outlineLvl w:val="5"/>
     </w:pPr>
     <w:rPr>
@@ -2589,11 +2688,11 @@
     <w:semiHidden/>
     <w:unhideWhenUsed/>
     <w:qFormat/>
-    <w:rsid w:val="00E979B9"/>
+    <w:rsid w:val="00AE0D3B"/>
     <w:pPr>
       <w:keepNext/>
       <w:keepLines/>
-      <w:spacing w:before="40"/>
+      <w:spacing w:before="40" w:after="0"/>
       <w:outlineLvl w:val="6"/>
     </w:pPr>
     <w:rPr>
@@ -2610,10 +2709,11 @@
     <w:semiHidden/>
     <w:unhideWhenUsed/>
     <w:qFormat/>
-    <w:rsid w:val="00E979B9"/>
+    <w:rsid w:val="00AE0D3B"/>
     <w:pPr>
       <w:keepNext/>
       <w:keepLines/>
+      <w:spacing w:after="0"/>
       <w:outlineLvl w:val="7"/>
     </w:pPr>
     <w:rPr>
@@ -2632,10 +2732,11 @@
     <w:semiHidden/>
     <w:unhideWhenUsed/>
     <w:qFormat/>
-    <w:rsid w:val="00E979B9"/>
+    <w:rsid w:val="00AE0D3B"/>
     <w:pPr>
       <w:keepNext/>
       <w:keepLines/>
+      <w:spacing w:after="0"/>
       <w:outlineLvl w:val="8"/>
     </w:pPr>
     <w:rPr>
@@ -2675,7 +2776,7 @@
     <w:basedOn w:val="DefaultParagraphFont"/>
     <w:link w:val="Heading1"/>
     <w:uiPriority w:val="9"/>
-    <w:rsid w:val="00E979B9"/>
+    <w:rsid w:val="00AE0D3B"/>
     <w:rPr>
       <w:rFonts w:asciiTheme="majorHAnsi" w:eastAsiaTheme="majorEastAsia" w:hAnsiTheme="majorHAnsi" w:cstheme="majorBidi"/>
       <w:color w:val="2F5496" w:themeColor="accent1" w:themeShade="BF"/>
@@ -2688,7 +2789,7 @@
     <w:basedOn w:val="DefaultParagraphFont"/>
     <w:link w:val="Heading2"/>
     <w:uiPriority w:val="9"/>
-    <w:rsid w:val="00E979B9"/>
+    <w:rsid w:val="00AE0D3B"/>
     <w:rPr>
       <w:rFonts w:asciiTheme="majorHAnsi" w:eastAsiaTheme="majorEastAsia" w:hAnsiTheme="majorHAnsi" w:cstheme="majorBidi"/>
       <w:color w:val="2F5496" w:themeColor="accent1" w:themeShade="BF"/>
@@ -2702,7 +2803,7 @@
     <w:link w:val="Heading3"/>
     <w:uiPriority w:val="9"/>
     <w:semiHidden/>
-    <w:rsid w:val="00E979B9"/>
+    <w:rsid w:val="00AE0D3B"/>
     <w:rPr>
       <w:rFonts w:eastAsiaTheme="majorEastAsia" w:cstheme="majorBidi"/>
       <w:color w:val="2F5496" w:themeColor="accent1" w:themeShade="BF"/>
@@ -2716,7 +2817,7 @@
     <w:link w:val="Heading4"/>
     <w:uiPriority w:val="9"/>
     <w:semiHidden/>
-    <w:rsid w:val="00E979B9"/>
+    <w:rsid w:val="00AE0D3B"/>
     <w:rPr>
       <w:rFonts w:eastAsiaTheme="majorEastAsia" w:cstheme="majorBidi"/>
       <w:i/>
@@ -2730,7 +2831,7 @@
     <w:link w:val="Heading5"/>
     <w:uiPriority w:val="9"/>
     <w:semiHidden/>
-    <w:rsid w:val="00E979B9"/>
+    <w:rsid w:val="00AE0D3B"/>
     <w:rPr>
       <w:rFonts w:eastAsiaTheme="majorEastAsia" w:cstheme="majorBidi"/>
       <w:color w:val="2F5496" w:themeColor="accent1" w:themeShade="BF"/>
@@ -2742,7 +2843,7 @@
     <w:link w:val="Heading6"/>
     <w:uiPriority w:val="9"/>
     <w:semiHidden/>
-    <w:rsid w:val="00E979B9"/>
+    <w:rsid w:val="00AE0D3B"/>
     <w:rPr>
       <w:rFonts w:eastAsiaTheme="majorEastAsia" w:cstheme="majorBidi"/>
       <w:i/>
@@ -2756,7 +2857,7 @@
     <w:link w:val="Heading7"/>
     <w:uiPriority w:val="9"/>
     <w:semiHidden/>
-    <w:rsid w:val="00E979B9"/>
+    <w:rsid w:val="00AE0D3B"/>
     <w:rPr>
       <w:rFonts w:eastAsiaTheme="majorEastAsia" w:cstheme="majorBidi"/>
       <w:color w:val="595959" w:themeColor="text1" w:themeTint="A6"/>
@@ -2768,7 +2869,7 @@
     <w:link w:val="Heading8"/>
     <w:uiPriority w:val="9"/>
     <w:semiHidden/>
-    <w:rsid w:val="00E979B9"/>
+    <w:rsid w:val="00AE0D3B"/>
     <w:rPr>
       <w:rFonts w:eastAsiaTheme="majorEastAsia" w:cstheme="majorBidi"/>
       <w:i/>
@@ -2782,7 +2883,7 @@
     <w:link w:val="Heading9"/>
     <w:uiPriority w:val="9"/>
     <w:semiHidden/>
-    <w:rsid w:val="00E979B9"/>
+    <w:rsid w:val="00AE0D3B"/>
     <w:rPr>
       <w:rFonts w:eastAsiaTheme="majorEastAsia" w:cstheme="majorBidi"/>
       <w:color w:val="272727" w:themeColor="text1" w:themeTint="D8"/>
@@ -2795,7 +2896,7 @@
     <w:link w:val="TitleChar"/>
     <w:uiPriority w:val="10"/>
     <w:qFormat/>
-    <w:rsid w:val="00E979B9"/>
+    <w:rsid w:val="00AE0D3B"/>
     <w:pPr>
       <w:spacing w:after="80" w:line="240" w:lineRule="auto"/>
       <w:contextualSpacing/>
@@ -2813,7 +2914,7 @@
     <w:basedOn w:val="DefaultParagraphFont"/>
     <w:link w:val="Title"/>
     <w:uiPriority w:val="10"/>
-    <w:rsid w:val="00E979B9"/>
+    <w:rsid w:val="00AE0D3B"/>
     <w:rPr>
       <w:rFonts w:asciiTheme="majorHAnsi" w:eastAsiaTheme="majorEastAsia" w:hAnsiTheme="majorHAnsi" w:cstheme="majorBidi"/>
       <w:spacing w:val="-10"/>
@@ -2829,7 +2930,7 @@
     <w:link w:val="SubtitleChar"/>
     <w:uiPriority w:val="11"/>
     <w:qFormat/>
-    <w:rsid w:val="00E979B9"/>
+    <w:rsid w:val="00AE0D3B"/>
     <w:pPr>
       <w:numPr>
         <w:ilvl w:val="1"/>
@@ -2848,7 +2949,7 @@
     <w:basedOn w:val="DefaultParagraphFont"/>
     <w:link w:val="Subtitle"/>
     <w:uiPriority w:val="11"/>
-    <w:rsid w:val="00E979B9"/>
+    <w:rsid w:val="00AE0D3B"/>
     <w:rPr>
       <w:rFonts w:eastAsiaTheme="majorEastAsia" w:cstheme="majorBidi"/>
       <w:color w:val="595959" w:themeColor="text1" w:themeTint="A6"/>
@@ -2864,7 +2965,7 @@
     <w:link w:val="QuoteChar"/>
     <w:uiPriority w:val="29"/>
     <w:qFormat/>
-    <w:rsid w:val="00E979B9"/>
+    <w:rsid w:val="00AE0D3B"/>
     <w:pPr>
       <w:spacing w:before="160"/>
       <w:jc w:val="center"/>
@@ -2880,7 +2981,7 @@
     <w:basedOn w:val="DefaultParagraphFont"/>
     <w:link w:val="Quote"/>
     <w:uiPriority w:val="29"/>
-    <w:rsid w:val="00E979B9"/>
+    <w:rsid w:val="00AE0D3B"/>
     <w:rPr>
       <w:i/>
       <w:iCs/>
@@ -2892,7 +2993,7 @@
     <w:basedOn w:val="Normal"/>
     <w:uiPriority w:val="34"/>
     <w:qFormat/>
-    <w:rsid w:val="00E979B9"/>
+    <w:rsid w:val="00AE0D3B"/>
     <w:pPr>
       <w:ind w:left="720"/>
       <w:contextualSpacing/>
@@ -2903,7 +3004,7 @@
     <w:basedOn w:val="DefaultParagraphFont"/>
     <w:uiPriority w:val="21"/>
     <w:qFormat/>
-    <w:rsid w:val="00E979B9"/>
+    <w:rsid w:val="00AE0D3B"/>
     <w:rPr>
       <w:i/>
       <w:iCs/>
@@ -2917,7 +3018,7 @@
     <w:link w:val="IntenseQuoteChar"/>
     <w:uiPriority w:val="30"/>
     <w:qFormat/>
-    <w:rsid w:val="00E979B9"/>
+    <w:rsid w:val="00AE0D3B"/>
     <w:pPr>
       <w:pBdr>
         <w:top w:val="single" w:sz="4" w:space="10" w:color="2F5496" w:themeColor="accent1" w:themeShade="BF"/>
@@ -2938,7 +3039,7 @@
     <w:basedOn w:val="DefaultParagraphFont"/>
     <w:link w:val="IntenseQuote"/>
     <w:uiPriority w:val="30"/>
-    <w:rsid w:val="00E979B9"/>
+    <w:rsid w:val="00AE0D3B"/>
     <w:rPr>
       <w:i/>
       <w:iCs/>
@@ -2950,7 +3051,7 @@
     <w:basedOn w:val="DefaultParagraphFont"/>
     <w:uiPriority w:val="32"/>
     <w:qFormat/>
-    <w:rsid w:val="00E979B9"/>
+    <w:rsid w:val="00AE0D3B"/>
     <w:rPr>
       <w:b/>
       <w:bCs/>
